--- a/data/employees/EMP043/AST-EMP043-03.docx
+++ b/data/employees/EMP043/AST-EMP043-03.docx
@@ -7,10 +7,7 @@
         <w:pStyle w:val="Heading1"/>
       </w:pPr>
       <w:r>
-        <w:rPr>
-          <w:sz w:val="36"/>
-        </w:rPr>
-        <w:t>Design specification - EMP043</w:t>
+        <w:t>Ast Emp043 03 - EMP043</w:t>
       </w:r>
     </w:p>
     <w:p>
@@ -18,130 +15,32 @@
         <w:pStyle w:val="Heading2"/>
       </w:pPr>
       <w:r>
-        <w:t>Document Metadata</w:t>
-      </w:r>
-    </w:p>
-    <w:tbl>
-      <w:tblPr>
-        <w:tblStyle w:val="TableGrid"/>
-        <w:tblW w:type="auto" w:w="0"/>
-        <w:tblLook w:firstColumn="1" w:firstRow="1" w:lastColumn="0" w:lastRow="0" w:noHBand="0" w:noVBand="1" w:val="04A0"/>
-      </w:tblPr>
-      <w:tblGrid>
-        <w:gridCol w:w="4320"/>
-        <w:gridCol w:w="4320"/>
-      </w:tblGrid>
-      <w:tr>
-        <w:tc>
-          <w:tcPr>
-            <w:tcW w:type="dxa" w:w="4320"/>
-          </w:tcPr>
-          <w:p>
-            <w:r>
-              <w:t>Author</w:t>
-            </w:r>
-          </w:p>
-        </w:tc>
-        <w:tc>
-          <w:tcPr>
-            <w:tcW w:type="dxa" w:w="4320"/>
-          </w:tcPr>
-          <w:p>
-            <w:r>
-              <w:t>Taylor Miller</w:t>
-            </w:r>
-          </w:p>
-        </w:tc>
-      </w:tr>
-      <w:tr>
-        <w:tc>
-          <w:tcPr>
-            <w:tcW w:type="dxa" w:w="4320"/>
-          </w:tcPr>
-          <w:p>
-            <w:r>
-              <w:t>Role / Department</w:t>
-            </w:r>
-          </w:p>
-        </w:tc>
-        <w:tc>
-          <w:tcPr>
-            <w:tcW w:type="dxa" w:w="4320"/>
-          </w:tcPr>
-          <w:p>
-            <w:r>
-              <w:t>Lead | IT</w:t>
-            </w:r>
-          </w:p>
-        </w:tc>
-      </w:tr>
-      <w:tr>
-        <w:tc>
-          <w:tcPr>
-            <w:tcW w:type="dxa" w:w="4320"/>
-          </w:tcPr>
-          <w:p>
-            <w:r>
-              <w:t>Location</w:t>
-            </w:r>
-          </w:p>
-        </w:tc>
-        <w:tc>
-          <w:tcPr>
-            <w:tcW w:type="dxa" w:w="4320"/>
-          </w:tcPr>
-          <w:p>
-            <w:r>
-              <w:t>Hsinchu</w:t>
-            </w:r>
-          </w:p>
-        </w:tc>
-      </w:tr>
-      <w:tr>
-        <w:tc>
-          <w:tcPr>
-            <w:tcW w:type="dxa" w:w="4320"/>
-          </w:tcPr>
-          <w:p>
-            <w:r>
-              <w:t>Last Modified</w:t>
-            </w:r>
-          </w:p>
-        </w:tc>
-        <w:tc>
-          <w:tcPr>
-            <w:tcW w:type="dxa" w:w="4320"/>
-          </w:tcPr>
-          <w:p>
-            <w:r>
-              <w:t>2025-02-16</w:t>
-            </w:r>
-          </w:p>
-        </w:tc>
-      </w:tr>
-    </w:tbl>
-    <w:p/>
-    <w:p>
-      <w:pPr>
-        <w:pStyle w:val="Heading2"/>
-      </w:pPr>
-      <w:r>
-        <w:t>Specification</w:t>
+        <w:t>Page 1</w:t>
       </w:r>
     </w:p>
     <w:p>
       <w:r>
-        <w:t>Design Specification: Zero-Trust Network Segmentation</w:t>
+        <w:t>Section 1: Knowledge transfer and onboarding. EMP043 contributes to ast emp043 03 through recurring collaboration, clear ownership boundaries, and measurable outcomes. The team captures decisions, open issues, and handoffs so that knowledge remains discoverable for future programs.</w:t>
       </w:r>
     </w:p>
     <w:p>
       <w:r>
-        <w:t>Version: 1.0</w:t>
+        <w:t>Section 2: Knowledge transfer and onboarding. EMP043 contributes to ast emp043 03 through recurring collaboration, clear ownership boundaries, and measurable outcomes. The team captures decisions, open issues, and handoffs so that knowledge remains discoverable for future programs.</w:t>
       </w:r>
     </w:p>
     <w:p>
       <w:r>
-        <w:t>This specification describes the implementation of micro-segmentation across the corporate network. Identity verification enforces MFA for all admin access. East-west traffic inspection is handled by the Azure Firewall Premium tier with IDPS signatures enabled.</w:t>
+        <w:t>Section 3: Department KPI performance. EMP043 contributes to ast emp043 03 through recurring collaboration, clear ownership boundaries, and measurable outcomes. The team captures decisions, open issues, and handoffs so that knowledge remains discoverable for future programs.</w:t>
+      </w:r>
+    </w:p>
+    <w:p>
+      <w:r>
+        <w:t>Section 4: Data quality remediation. EMP043 contributes to ast emp043 03 through recurring collaboration, clear ownership boundaries, and measurable outcomes. The team captures decisions, open issues, and handoffs so that knowledge remains discoverable for future programs.</w:t>
+      </w:r>
+    </w:p>
+    <w:p>
+      <w:r>
+        <w:br w:type="page"/>
       </w:r>
     </w:p>
     <w:p>
@@ -149,12 +48,60 @@
         <w:pStyle w:val="Heading2"/>
       </w:pPr>
       <w:r>
-        <w:t>Author Competencies</w:t>
+        <w:t>Page 2</w:t>
       </w:r>
     </w:p>
     <w:p>
       <w:r>
-        <w:t>Synapse, Ontology, MLOps, Azure AI</w:t>
+        <w:t>Section 1: Fabric semantic model planning. EMP043 contributes to ast emp043 03 through recurring collaboration, clear ownership boundaries, and measurable outcomes. The team captures decisions, open issues, and handoffs so that knowledge remains discoverable for future programs.</w:t>
+      </w:r>
+    </w:p>
+    <w:p>
+      <w:r>
+        <w:t>Section 2: Quarterly delivery milestones. EMP043 contributes to ast emp043 03 through recurring collaboration, clear ownership boundaries, and measurable outcomes. The team captures decisions, open issues, and handoffs so that knowledge remains discoverable for future programs.</w:t>
+      </w:r>
+    </w:p>
+    <w:p>
+      <w:r>
+        <w:t>Section 3: Department KPI performance. EMP043 contributes to ast emp043 03 through recurring collaboration, clear ownership boundaries, and measurable outcomes. The team captures decisions, open issues, and handoffs so that knowledge remains discoverable for future programs.</w:t>
+      </w:r>
+    </w:p>
+    <w:p>
+      <w:r>
+        <w:t>Section 4: Quarterly delivery milestones. EMP043 contributes to ast emp043 03 through recurring collaboration, clear ownership boundaries, and measurable outcomes. The team captures decisions, open issues, and handoffs so that knowledge remains discoverable for future programs.</w:t>
+      </w:r>
+    </w:p>
+    <w:p>
+      <w:r>
+        <w:br w:type="page"/>
+      </w:r>
+    </w:p>
+    <w:p>
+      <w:pPr>
+        <w:pStyle w:val="Heading2"/>
+      </w:pPr>
+      <w:r>
+        <w:t>Page 3</w:t>
+      </w:r>
+    </w:p>
+    <w:p>
+      <w:r>
+        <w:t>Section 1: Fabric semantic model planning. EMP043 contributes to ast emp043 03 through recurring collaboration, clear ownership boundaries, and measurable outcomes. The team captures decisions, open issues, and handoffs so that knowledge remains discoverable for future programs.</w:t>
+      </w:r>
+    </w:p>
+    <w:p>
+      <w:r>
+        <w:t>Section 2: Customer escalation analysis. EMP043 contributes to ast emp043 03 through recurring collaboration, clear ownership boundaries, and measurable outcomes. The team captures decisions, open issues, and handoffs so that knowledge remains discoverable for future programs.</w:t>
+      </w:r>
+    </w:p>
+    <w:p>
+      <w:r>
+        <w:t>Section 3: Customer escalation analysis. EMP043 contributes to ast emp043 03 through recurring collaboration, clear ownership boundaries, and measurable outcomes. The team captures decisions, open issues, and handoffs so that knowledge remains discoverable for future programs.</w:t>
+      </w:r>
+    </w:p>
+    <w:p>
+      <w:r>
+        <w:t>Section 4: Data quality remediation. EMP043 contributes to ast emp043 03 through recurring collaboration, clear ownership boundaries, and measurable outcomes. The team captures decisions, open issues, and handoffs so that knowledge remains discoverable for future programs.</w:t>
       </w:r>
     </w:p>
     <w:sectPr>
